--- a/.DOWNLOAD_HERE/Sonic Manual V70e.docx
+++ b/.DOWNLOAD_HERE/Sonic Manual V70e.docx
@@ -2660,7 +2660,25 @@
           <w:color w:val="000000"/>
           <w:lang w:val="en-US"/>
         </w:rPr>
-        <w:t xml:space="preserve"> RAW or </w:t>
+        <w:t xml:space="preserve"> RAW </w:t>
+      </w:r>
+      <w:r>
+        <w:rPr>
+          <w:rFonts w:ascii="Arial" w:eastAsia="Times New Roman" w:hAnsi="Arial" w:cs="Arial"/>
+          <w:b/>
+          <w:bCs/>
+          <w:color w:val="000000"/>
+          <w:lang w:val="en-US"/>
+        </w:rPr>
+        <w:t>OR</w:t>
+      </w:r>
+      <w:r>
+        <w:rPr>
+          <w:rFonts w:ascii="Arial" w:eastAsia="Times New Roman" w:hAnsi="Arial" w:cs="Arial"/>
+          <w:color w:val="000000"/>
+          <w:lang w:val="en-US"/>
+        </w:rPr>
+        <w:t xml:space="preserve"> </w:t>
       </w:r>
       <w:r>
         <w:rPr>
